--- a/flow/20240318_liturgy_full_texts/НОВИЙ ТЕКСТ Літургія Івана Золотоустого - повний текст.docx
+++ b/flow/20240318_liturgy_full_texts/НОВИЙ ТЕКСТ Літургія Івана Золотоустого - повний текст.docx
@@ -11422,7 +11422,23 @@
           <w:sz w:val="28"/>
           <w:szCs w:val="28"/>
         </w:rPr>
-        <w:t xml:space="preserve"> Голови ваші Господові приклоніть.</w:t>
+        <w:t xml:space="preserve"> Голови ваші </w:t>
+      </w:r>
+      <w:r>
+        <w:rPr>
+          <w:rFonts w:ascii="Times New Roman" w:hAnsi="Times New Roman" w:cs="Times New Roman"/>
+          <w:sz w:val="28"/>
+          <w:szCs w:val="28"/>
+        </w:rPr>
+        <w:t xml:space="preserve"> </w:t>
+      </w:r>
+      <w:r>
+        <w:rPr>
+          <w:rFonts w:ascii="Times New Roman" w:hAnsi="Times New Roman" w:cs="Times New Roman"/>
+          <w:sz w:val="28"/>
+          <w:szCs w:val="28"/>
+        </w:rPr>
+        <w:t xml:space="preserve"> приклоніть.</w:t>
       </w:r>
     </w:p>
     <w:p>

--- a/flow/20240318_liturgy_full_texts/НОВИЙ ТЕКСТ Літургія Івана Золотоустого - повний текст.docx
+++ b/flow/20240318_liturgy_full_texts/НОВИЙ ТЕКСТ Літургія Івана Золотоустого - повний текст.docx
@@ -1,10 +1,10 @@
 
 <file path=word/document.xml><?xml version="1.0" encoding="utf-8"?>
-<w:document xmlns:wpc="http://schemas.microsoft.com/office/word/2010/wordprocessingCanvas" xmlns:cx="http://schemas.microsoft.com/office/drawing/2014/chartex" xmlns:cx1="http://schemas.microsoft.com/office/drawing/2015/9/8/chartex" xmlns:cx2="http://schemas.microsoft.com/office/drawing/2015/10/21/chartex" xmlns:cx3="http://schemas.microsoft.com/office/drawing/2016/5/9/chartex" xmlns:cx4="http://schemas.microsoft.com/office/drawing/2016/5/10/chartex" xmlns:cx5="http://schemas.microsoft.com/office/drawing/2016/5/11/chartex" xmlns:cx6="http://schemas.microsoft.com/office/drawing/2016/5/12/chartex" xmlns:cx7="http://schemas.microsoft.com/office/drawing/2016/5/13/chartex" xmlns:cx8="http://schemas.microsoft.com/office/drawing/2016/5/14/chartex" xmlns:mc="http://schemas.openxmlformats.org/markup-compatibility/2006" xmlns:aink="http://schemas.microsoft.com/office/drawing/2016/ink" xmlns:am3d="http://schemas.microsoft.com/office/drawing/2017/model3d" xmlns:o="urn:schemas-microsoft-com:office:office" xmlns:r="http://schemas.openxmlformats.org/officeDocument/2006/relationships" xmlns:m="http://schemas.openxmlformats.org/officeDocument/2006/math" xmlns:v="urn:schemas-microsoft-com:vml" xmlns:wp14="http://schemas.microsoft.com/office/word/2010/wordprocessingDrawing" xmlns:wp="http://schemas.openxmlformats.org/drawingml/2006/wordprocessingDrawing" xmlns:w10="urn:schemas-microsoft-com:office:word" xmlns:w="http://schemas.openxmlformats.org/wordprocessingml/2006/main" xmlns:w14="http://schemas.microsoft.com/office/word/2010/wordml" xmlns:w15="http://schemas.microsoft.com/office/word/2012/wordml" xmlns:w16cex="http://schemas.microsoft.com/office/word/2018/wordml/cex" xmlns:w16cid="http://schemas.microsoft.com/office/word/2016/wordml/cid" xmlns:w16="http://schemas.microsoft.com/office/word/2018/wordml" xmlns:w16sdtdh="http://schemas.microsoft.com/office/word/2020/wordml/sdtdatahash" xmlns:w16se="http://schemas.microsoft.com/office/word/2015/wordml/symex" xmlns:wpg="http://schemas.microsoft.com/office/word/2010/wordprocessingGroup" xmlns:wpi="http://schemas.microsoft.com/office/word/2010/wordprocessingInk" xmlns:wne="http://schemas.microsoft.com/office/word/2006/wordml" xmlns:wps="http://schemas.microsoft.com/office/word/2010/wordprocessingShape" mc:Ignorable="w14 w15 w16se w16cid w16 w16cex w16sdtdh wp14">
+<w:document xmlns:wpc="http://schemas.microsoft.com/office/word/2010/wordprocessingCanvas" xmlns:cx="http://schemas.microsoft.com/office/drawing/2014/chartex" xmlns:cx1="http://schemas.microsoft.com/office/drawing/2015/9/8/chartex" xmlns:cx2="http://schemas.microsoft.com/office/drawing/2015/10/21/chartex" xmlns:cx3="http://schemas.microsoft.com/office/drawing/2016/5/9/chartex" xmlns:cx4="http://schemas.microsoft.com/office/drawing/2016/5/10/chartex" xmlns:cx5="http://schemas.microsoft.com/office/drawing/2016/5/11/chartex" xmlns:cx6="http://schemas.microsoft.com/office/drawing/2016/5/12/chartex" xmlns:cx7="http://schemas.microsoft.com/office/drawing/2016/5/13/chartex" xmlns:cx8="http://schemas.microsoft.com/office/drawing/2016/5/14/chartex" xmlns:mc="http://schemas.openxmlformats.org/markup-compatibility/2006" xmlns:aink="http://schemas.microsoft.com/office/drawing/2016/ink" xmlns:am3d="http://schemas.microsoft.com/office/drawing/2017/model3d" xmlns:o="urn:schemas-microsoft-com:office:office" xmlns:oel="http://schemas.microsoft.com/office/2019/extlst" xmlns:r="http://schemas.openxmlformats.org/officeDocument/2006/relationships" xmlns:m="http://schemas.openxmlformats.org/officeDocument/2006/math" xmlns:v="urn:schemas-microsoft-com:vml" xmlns:wp14="http://schemas.microsoft.com/office/word/2010/wordprocessingDrawing" xmlns:wp="http://schemas.openxmlformats.org/drawingml/2006/wordprocessingDrawing" xmlns:w10="urn:schemas-microsoft-com:office:word" xmlns:w="http://schemas.openxmlformats.org/wordprocessingml/2006/main" xmlns:w14="http://schemas.microsoft.com/office/word/2010/wordml" xmlns:w15="http://schemas.microsoft.com/office/word/2012/wordml" xmlns:w16cex="http://schemas.microsoft.com/office/word/2018/wordml/cex" xmlns:w16cid="http://schemas.microsoft.com/office/word/2016/wordml/cid" xmlns:w16="http://schemas.microsoft.com/office/word/2018/wordml" xmlns:w16du="http://schemas.microsoft.com/office/word/2023/wordml/word16du" xmlns:w16sdtdh="http://schemas.microsoft.com/office/word/2020/wordml/sdtdatahash" xmlns:w16se="http://schemas.microsoft.com/office/word/2015/wordml/symex" xmlns:wpg="http://schemas.microsoft.com/office/word/2010/wordprocessingGroup" xmlns:wpi="http://schemas.microsoft.com/office/word/2010/wordprocessingInk" xmlns:wne="http://schemas.microsoft.com/office/word/2006/wordml" xmlns:wps="http://schemas.microsoft.com/office/word/2010/wordprocessingShape" mc:Ignorable="w14 w15 w16se w16cid w16 w16cex w16sdtdh w16du wp14">
   <w:body>
     <w:p>
       <w:pPr>
-        <w:pStyle w:val="1"/>
+        <w:pStyle w:val="Heading1"/>
         <w:spacing w:after="80" w:line="240" w:lineRule="auto"/>
         <w:jc w:val="center"/>
         <w:rPr>
@@ -120,7 +120,7 @@
     </w:p>
     <w:p>
       <w:pPr>
-        <w:pStyle w:val="4"/>
+        <w:pStyle w:val="Heading4"/>
         <w:spacing w:after="280" w:line="240" w:lineRule="auto"/>
         <w:ind w:firstLine="142"/>
         <w:jc w:val="center"/>
@@ -417,7 +417,7 @@
           <w:sz w:val="28"/>
           <w:szCs w:val="28"/>
         </w:rPr>
-        <w:t>за село це, за святу обитель цю</w:t>
+        <w:t>за село це</w:t>
       </w:r>
       <w:r>
         <w:rPr>
@@ -474,7 +474,7 @@
     </w:p>
     <w:p>
       <w:pPr>
-        <w:pStyle w:val="4"/>
+        <w:pStyle w:val="Heading4"/>
         <w:spacing w:after="80" w:line="240" w:lineRule="auto"/>
         <w:ind w:firstLine="142"/>
         <w:jc w:val="center"/>
@@ -507,31 +507,15 @@
           <w:sz w:val="28"/>
           <w:szCs w:val="28"/>
         </w:rPr>
-        <w:t xml:space="preserve">За душі всіх відвіку в правовір’ї, надії воскресіння і життя вічного спочилих отців і братів наших, фундаторів і доброчинців святого храму цього </w:t>
-      </w:r>
-      <w:r>
-        <w:rPr>
-          <w:rFonts w:ascii="Times New Roman" w:hAnsi="Times New Roman" w:cs="Times New Roman"/>
-          <w:sz w:val="28"/>
-          <w:szCs w:val="28"/>
-        </w:rPr>
-        <w:t>(</w:t>
-      </w:r>
-      <w:r>
-        <w:rPr>
-          <w:rFonts w:ascii="Times New Roman" w:hAnsi="Times New Roman" w:cs="Times New Roman"/>
-          <w:sz w:val="28"/>
-          <w:szCs w:val="28"/>
-        </w:rPr>
-        <w:t>святої обителі цієї</w:t>
-      </w:r>
-      <w:r>
-        <w:rPr>
-          <w:rFonts w:ascii="Times New Roman" w:hAnsi="Times New Roman" w:cs="Times New Roman"/>
-          <w:sz w:val="28"/>
-          <w:szCs w:val="28"/>
-        </w:rPr>
-        <w:t>),</w:t>
+        <w:t>За душі всіх відвіку в правовір’ї, надії воскресіння і життя вічного спочилих отців і братів наших, фундаторів і доброчинців святого храму цього</w:t>
+      </w:r>
+      <w:r>
+        <w:rPr>
+          <w:rFonts w:ascii="Times New Roman" w:hAnsi="Times New Roman" w:cs="Times New Roman"/>
+          <w:sz w:val="28"/>
+          <w:szCs w:val="28"/>
+        </w:rPr>
+        <w:t>,</w:t>
       </w:r>
       <w:r>
         <w:rPr>
@@ -646,7 +630,6 @@
           <w:sz w:val="28"/>
           <w:szCs w:val="28"/>
         </w:rPr>
-        <w:lastRenderedPageBreak/>
         <w:t>Щоб неосудно стати йому (їй, їм) на страшному суді Христовому і оселити душу його (її, душі їх) у країні живих, у місці світлому, де всі святі праведні спочивають, Господеві помолімся.</w:t>
       </w:r>
     </w:p>
@@ -671,6 +654,7 @@
           <w:sz w:val="28"/>
           <w:szCs w:val="28"/>
         </w:rPr>
+        <w:lastRenderedPageBreak/>
         <w:t>***</w:t>
       </w:r>
     </w:p>
@@ -767,7 +751,7 @@
     </w:p>
     <w:p>
       <w:pPr>
-        <w:pStyle w:val="4"/>
+        <w:pStyle w:val="Heading4"/>
         <w:spacing w:after="280" w:line="240" w:lineRule="auto"/>
         <w:ind w:firstLine="142"/>
         <w:jc w:val="center"/>
@@ -885,7 +869,7 @@
     </w:p>
     <w:p>
       <w:pPr>
-        <w:pStyle w:val="4"/>
+        <w:pStyle w:val="Heading4"/>
         <w:spacing w:after="280" w:line="240" w:lineRule="auto"/>
         <w:ind w:firstLine="142"/>
         <w:jc w:val="center"/>
@@ -1179,7 +1163,7 @@
     </w:p>
     <w:p>
       <w:pPr>
-        <w:pStyle w:val="4"/>
+        <w:pStyle w:val="Heading4"/>
         <w:spacing w:after="80" w:line="240" w:lineRule="auto"/>
         <w:ind w:firstLine="142"/>
         <w:jc w:val="center"/>
@@ -1363,7 +1347,113 @@
           <w:sz w:val="28"/>
           <w:szCs w:val="28"/>
         </w:rPr>
+        <w:t>Приспів:</w:t>
+      </w:r>
+      <w:r>
+        <w:rPr>
+          <w:rFonts w:ascii="Times New Roman" w:hAnsi="Times New Roman" w:cs="Times New Roman"/>
+          <w:sz w:val="28"/>
+          <w:szCs w:val="28"/>
+        </w:rPr>
+        <w:t xml:space="preserve"> </w:t>
+      </w:r>
+      <w:r>
+        <w:rPr>
+          <w:rFonts w:ascii="Times New Roman" w:hAnsi="Times New Roman" w:cs="Times New Roman"/>
+          <w:b/>
+          <w:sz w:val="28"/>
+          <w:szCs w:val="28"/>
+        </w:rPr>
+        <w:t>Молитва́ми Богоро́диці, Спасе, спаси́ нас</w:t>
+      </w:r>
+      <w:r>
+        <w:rPr>
+          <w:rFonts w:ascii="Times New Roman" w:hAnsi="Times New Roman" w:cs="Times New Roman"/>
+          <w:sz w:val="28"/>
+          <w:szCs w:val="28"/>
+        </w:rPr>
+        <w:t>.</w:t>
+      </w:r>
+    </w:p>
+    <w:p>
+      <w:pPr>
+        <w:spacing w:after="80" w:line="240" w:lineRule="auto"/>
+        <w:rPr>
+          <w:rFonts w:ascii="Times New Roman" w:hAnsi="Times New Roman" w:cs="Times New Roman"/>
+          <w:b/>
+          <w:sz w:val="28"/>
+          <w:szCs w:val="28"/>
+        </w:rPr>
+      </w:pPr>
+      <w:r>
+        <w:rPr>
+          <w:rFonts w:ascii="Times New Roman" w:hAnsi="Times New Roman" w:cs="Times New Roman"/>
+          <w:b/>
+          <w:sz w:val="28"/>
+          <w:szCs w:val="28"/>
+        </w:rPr>
         <w:lastRenderedPageBreak/>
+        <w:t>Сла́ва Отцю́, і Си́ну, і Свято́му Ду́хові, і ни́ні, і повсякча́с, і на ві́ки вікі́в. Амі́нь.</w:t>
+      </w:r>
+    </w:p>
+    <w:p>
+      <w:pPr>
+        <w:spacing w:after="80" w:line="240" w:lineRule="auto"/>
+        <w:rPr>
+          <w:rFonts w:ascii="Times New Roman" w:hAnsi="Times New Roman" w:cs="Times New Roman"/>
+          <w:i/>
+          <w:color w:val="FF4400"/>
+          <w:sz w:val="28"/>
+          <w:szCs w:val="28"/>
+        </w:rPr>
+      </w:pPr>
+      <w:r>
+        <w:rPr>
+          <w:rFonts w:ascii="Times New Roman" w:hAnsi="Times New Roman" w:cs="Times New Roman"/>
+          <w:i/>
+          <w:color w:val="FF4400"/>
+          <w:sz w:val="28"/>
+          <w:szCs w:val="28"/>
+        </w:rPr>
+        <w:t xml:space="preserve">(Якщо скорочується Літургію, перейди до </w:t>
+      </w:r>
+      <w:r>
+        <w:rPr>
+          <w:rFonts w:ascii="Times New Roman" w:hAnsi="Times New Roman" w:cs="Times New Roman"/>
+          <w:sz w:val="28"/>
+          <w:szCs w:val="28"/>
+        </w:rPr>
+        <w:t>Єдинородний Сину</w:t>
+      </w:r>
+      <w:r>
+        <w:rPr>
+          <w:rFonts w:ascii="Times New Roman" w:hAnsi="Times New Roman" w:cs="Times New Roman"/>
+          <w:i/>
+          <w:color w:val="FF4400"/>
+          <w:sz w:val="28"/>
+          <w:szCs w:val="28"/>
+        </w:rPr>
+        <w:t>)</w:t>
+      </w:r>
+    </w:p>
+    <w:p>
+      <w:pPr>
+        <w:spacing w:after="80" w:line="240" w:lineRule="auto"/>
+        <w:rPr>
+          <w:rFonts w:ascii="Times New Roman" w:hAnsi="Times New Roman" w:cs="Times New Roman"/>
+          <w:b/>
+          <w:sz w:val="28"/>
+          <w:szCs w:val="28"/>
+        </w:rPr>
+      </w:pPr>
+      <w:r>
+        <w:rPr>
+          <w:rFonts w:ascii="Times New Roman" w:hAnsi="Times New Roman" w:cs="Times New Roman"/>
+          <w:i/>
+          <w:color w:val="FF4400"/>
+          <w:sz w:val="28"/>
+          <w:szCs w:val="28"/>
+        </w:rPr>
         <w:t>Приспів:</w:t>
       </w:r>
       <w:r>
@@ -1381,118 +1471,12 @@
           <w:sz w:val="28"/>
           <w:szCs w:val="28"/>
         </w:rPr>
-        <w:t>Молитва́ми Богоро́диці, Спасе, спаси́ нас</w:t>
-      </w:r>
-      <w:r>
-        <w:rPr>
-          <w:rFonts w:ascii="Times New Roman" w:hAnsi="Times New Roman" w:cs="Times New Roman"/>
-          <w:sz w:val="28"/>
-          <w:szCs w:val="28"/>
-        </w:rPr>
-        <w:t>.</w:t>
-      </w:r>
-    </w:p>
-    <w:p>
-      <w:pPr>
-        <w:spacing w:after="80" w:line="240" w:lineRule="auto"/>
-        <w:rPr>
-          <w:rFonts w:ascii="Times New Roman" w:hAnsi="Times New Roman" w:cs="Times New Roman"/>
-          <w:b/>
-          <w:sz w:val="28"/>
-          <w:szCs w:val="28"/>
-        </w:rPr>
-      </w:pPr>
-      <w:r>
-        <w:rPr>
-          <w:rFonts w:ascii="Times New Roman" w:hAnsi="Times New Roman" w:cs="Times New Roman"/>
-          <w:b/>
-          <w:sz w:val="28"/>
-          <w:szCs w:val="28"/>
-        </w:rPr>
-        <w:t>Сла́ва Отцю́, і Си́ну, і Свято́му Ду́хові, і ни́ні, і повсякча́с, і на ві́ки вікі́в. Амі́нь.</w:t>
-      </w:r>
-    </w:p>
-    <w:p>
-      <w:pPr>
-        <w:spacing w:after="80" w:line="240" w:lineRule="auto"/>
-        <w:rPr>
-          <w:rFonts w:ascii="Times New Roman" w:hAnsi="Times New Roman" w:cs="Times New Roman"/>
-          <w:i/>
-          <w:color w:val="FF4400"/>
-          <w:sz w:val="28"/>
-          <w:szCs w:val="28"/>
-        </w:rPr>
-      </w:pPr>
-      <w:r>
-        <w:rPr>
-          <w:rFonts w:ascii="Times New Roman" w:hAnsi="Times New Roman" w:cs="Times New Roman"/>
-          <w:i/>
-          <w:color w:val="FF4400"/>
-          <w:sz w:val="28"/>
-          <w:szCs w:val="28"/>
-        </w:rPr>
-        <w:t xml:space="preserve">(Якщо скорочується Літургію, перейди до </w:t>
-      </w:r>
-      <w:r>
-        <w:rPr>
-          <w:rFonts w:ascii="Times New Roman" w:hAnsi="Times New Roman" w:cs="Times New Roman"/>
-          <w:sz w:val="28"/>
-          <w:szCs w:val="28"/>
-        </w:rPr>
-        <w:t>Єдинородний Сину</w:t>
-      </w:r>
-      <w:r>
-        <w:rPr>
-          <w:rFonts w:ascii="Times New Roman" w:hAnsi="Times New Roman" w:cs="Times New Roman"/>
-          <w:i/>
-          <w:color w:val="FF4400"/>
-          <w:sz w:val="28"/>
-          <w:szCs w:val="28"/>
-        </w:rPr>
-        <w:t>)</w:t>
-      </w:r>
-    </w:p>
-    <w:p>
-      <w:pPr>
-        <w:spacing w:after="80" w:line="240" w:lineRule="auto"/>
-        <w:rPr>
-          <w:rFonts w:ascii="Times New Roman" w:hAnsi="Times New Roman" w:cs="Times New Roman"/>
-          <w:b/>
-          <w:sz w:val="28"/>
-          <w:szCs w:val="28"/>
-        </w:rPr>
-      </w:pPr>
-      <w:r>
-        <w:rPr>
-          <w:rFonts w:ascii="Times New Roman" w:hAnsi="Times New Roman" w:cs="Times New Roman"/>
-          <w:i/>
-          <w:color w:val="FF4400"/>
-          <w:sz w:val="28"/>
-          <w:szCs w:val="28"/>
-        </w:rPr>
-        <w:t>Приспів:</w:t>
-      </w:r>
-      <w:r>
-        <w:rPr>
-          <w:rFonts w:ascii="Times New Roman" w:hAnsi="Times New Roman" w:cs="Times New Roman"/>
-          <w:sz w:val="28"/>
-          <w:szCs w:val="28"/>
-        </w:rPr>
-        <w:t xml:space="preserve"> </w:t>
-      </w:r>
-      <w:r>
-        <w:rPr>
-          <w:rFonts w:ascii="Times New Roman" w:hAnsi="Times New Roman" w:cs="Times New Roman"/>
-          <w:b/>
-          <w:sz w:val="28"/>
-          <w:szCs w:val="28"/>
-        </w:rPr>
         <w:t>Молитва́ми Богоро́диці, Спа́се, спаси́ нас.</w:t>
       </w:r>
     </w:p>
     <w:p>
       <w:pPr>
-        <w:pStyle w:val="4"/>
+        <w:pStyle w:val="Heading4"/>
         <w:spacing w:after="80" w:line="240" w:lineRule="auto"/>
         <w:ind w:firstLine="142"/>
         <w:jc w:val="center"/>
@@ -1677,7 +1661,7 @@
     </w:p>
     <w:p>
       <w:pPr>
-        <w:pStyle w:val="4"/>
+        <w:pStyle w:val="Heading4"/>
         <w:spacing w:after="80" w:line="240" w:lineRule="auto"/>
         <w:ind w:firstLine="142"/>
         <w:jc w:val="center"/>
@@ -1867,7 +1851,7 @@
     </w:p>
     <w:p>
       <w:pPr>
-        <w:pStyle w:val="4"/>
+        <w:pStyle w:val="Heading4"/>
         <w:spacing w:after="80" w:line="240" w:lineRule="auto"/>
         <w:ind w:firstLine="142"/>
         <w:jc w:val="center"/>
@@ -1985,7 +1969,7 @@
     </w:p>
     <w:p>
       <w:pPr>
-        <w:pStyle w:val="4"/>
+        <w:pStyle w:val="Heading4"/>
         <w:spacing w:after="80" w:line="240" w:lineRule="auto"/>
         <w:ind w:firstLine="142"/>
         <w:jc w:val="center"/>
@@ -2185,7 +2169,7 @@
     </w:p>
     <w:p>
       <w:pPr>
-        <w:pStyle w:val="4"/>
+        <w:pStyle w:val="Heading4"/>
         <w:spacing w:after="80" w:line="240" w:lineRule="auto"/>
         <w:ind w:firstLine="142"/>
         <w:jc w:val="center"/>
@@ -2395,7 +2379,7 @@
     </w:p>
     <w:p>
       <w:pPr>
-        <w:pStyle w:val="4"/>
+        <w:pStyle w:val="Heading4"/>
         <w:spacing w:after="80" w:line="240" w:lineRule="auto"/>
         <w:ind w:firstLine="142"/>
         <w:jc w:val="center"/>
@@ -2502,7 +2486,7 @@
     </w:p>
     <w:p>
       <w:pPr>
-        <w:pStyle w:val="4"/>
+        <w:pStyle w:val="Heading4"/>
         <w:spacing w:after="80" w:line="240" w:lineRule="auto"/>
         <w:ind w:firstLine="142"/>
         <w:jc w:val="center"/>
@@ -2547,7 +2531,7 @@
     </w:p>
     <w:p>
       <w:pPr>
-        <w:pStyle w:val="4"/>
+        <w:pStyle w:val="Heading4"/>
         <w:spacing w:after="80" w:line="240" w:lineRule="auto"/>
         <w:ind w:firstLine="142"/>
         <w:jc w:val="center"/>
@@ -2738,7 +2722,7 @@
     </w:p>
     <w:p>
       <w:pPr>
-        <w:pStyle w:val="4"/>
+        <w:pStyle w:val="Heading4"/>
         <w:spacing w:after="80" w:line="240" w:lineRule="auto"/>
         <w:ind w:firstLine="142"/>
         <w:jc w:val="center"/>
@@ -2857,7 +2841,7 @@
     </w:p>
     <w:p>
       <w:pPr>
-        <w:pStyle w:val="4"/>
+        <w:pStyle w:val="Heading4"/>
         <w:spacing w:after="80" w:line="240" w:lineRule="auto"/>
         <w:ind w:firstLine="142"/>
         <w:jc w:val="center"/>
@@ -3094,7 +3078,7 @@
     </w:p>
     <w:p>
       <w:pPr>
-        <w:pStyle w:val="4"/>
+        <w:pStyle w:val="Heading4"/>
         <w:spacing w:after="80" w:line="240" w:lineRule="auto"/>
         <w:ind w:firstLine="142"/>
         <w:jc w:val="center"/>
@@ -3391,7 +3375,7 @@
     </w:p>
     <w:p>
       <w:pPr>
-        <w:pStyle w:val="4"/>
+        <w:pStyle w:val="Heading4"/>
         <w:spacing w:after="80" w:line="240" w:lineRule="auto"/>
         <w:jc w:val="center"/>
         <w:rPr>
@@ -3723,7 +3707,7 @@
     </w:p>
     <w:p>
       <w:pPr>
-        <w:pStyle w:val="4"/>
+        <w:pStyle w:val="Heading4"/>
         <w:spacing w:after="80" w:line="240" w:lineRule="auto"/>
         <w:ind w:firstLine="142"/>
         <w:jc w:val="center"/>
@@ -3906,7 +3890,7 @@
     </w:p>
     <w:p>
       <w:pPr>
-        <w:pStyle w:val="4"/>
+        <w:pStyle w:val="Heading4"/>
         <w:spacing w:after="80" w:line="240" w:lineRule="auto"/>
         <w:ind w:firstLine="142"/>
         <w:jc w:val="center"/>
@@ -4134,7 +4118,7 @@
     </w:p>
     <w:p>
       <w:pPr>
-        <w:pStyle w:val="4"/>
+        <w:pStyle w:val="Heading4"/>
         <w:spacing w:after="80" w:line="240" w:lineRule="auto"/>
         <w:ind w:firstLine="142"/>
         <w:jc w:val="center"/>
@@ -4286,7 +4270,7 @@
     </w:p>
     <w:p>
       <w:pPr>
-        <w:pStyle w:val="4"/>
+        <w:pStyle w:val="Heading4"/>
         <w:spacing w:after="80" w:line="240" w:lineRule="auto"/>
         <w:ind w:firstLine="142"/>
         <w:jc w:val="center"/>
@@ -4563,7 +4547,7 @@
     </w:p>
     <w:p>
       <w:pPr>
-        <w:pStyle w:val="4"/>
+        <w:pStyle w:val="Heading4"/>
         <w:spacing w:after="80" w:line="240" w:lineRule="auto"/>
         <w:ind w:firstLine="142"/>
         <w:jc w:val="center"/>
@@ -4671,7 +4655,7 @@
     </w:p>
     <w:p>
       <w:pPr>
-        <w:pStyle w:val="4"/>
+        <w:pStyle w:val="Heading4"/>
         <w:spacing w:after="80" w:line="240" w:lineRule="auto"/>
         <w:ind w:firstLine="142"/>
         <w:jc w:val="center"/>
@@ -4840,7 +4824,7 @@
     </w:p>
     <w:p>
       <w:pPr>
-        <w:pStyle w:val="4"/>
+        <w:pStyle w:val="Heading4"/>
         <w:spacing w:after="80" w:line="240" w:lineRule="auto"/>
         <w:ind w:firstLine="142"/>
         <w:jc w:val="center"/>
@@ -4992,7 +4976,17 @@
           <w:sz w:val="28"/>
           <w:szCs w:val="28"/>
         </w:rPr>
-        <w:t>Люди:</w:t>
+        <w:t>Вірні</w:t>
+      </w:r>
+      <w:r>
+        <w:rPr>
+          <w:rFonts w:ascii="Times New Roman" w:hAnsi="Times New Roman" w:cs="Times New Roman"/>
+          <w:i/>
+          <w:color w:val="FF4400"/>
+          <w:sz w:val="28"/>
+          <w:szCs w:val="28"/>
+        </w:rPr>
+        <w:t>:</w:t>
       </w:r>
       <w:r>
         <w:rPr>
@@ -5150,7 +5144,7 @@
     </w:p>
     <w:p>
       <w:pPr>
-        <w:pStyle w:val="4"/>
+        <w:pStyle w:val="Heading4"/>
         <w:spacing w:after="80" w:line="240" w:lineRule="auto"/>
         <w:ind w:firstLine="142"/>
         <w:jc w:val="center"/>
@@ -5389,7 +5383,6 @@
       <w:r>
         <w:rPr>
           <w:rFonts w:ascii="Times New Roman" w:hAnsi="Times New Roman" w:cs="Times New Roman"/>
-          <w:i/>
           <w:sz w:val="28"/>
           <w:szCs w:val="28"/>
         </w:rPr>
@@ -5406,7 +5399,6 @@
       <w:r>
         <w:rPr>
           <w:rFonts w:ascii="Times New Roman" w:hAnsi="Times New Roman" w:cs="Times New Roman"/>
-          <w:i/>
           <w:sz w:val="28"/>
           <w:szCs w:val="28"/>
         </w:rPr>
@@ -5535,7 +5527,7 @@
     </w:p>
     <w:p>
       <w:pPr>
-        <w:pStyle w:val="4"/>
+        <w:pStyle w:val="Heading4"/>
         <w:spacing w:after="80" w:line="240" w:lineRule="auto"/>
         <w:ind w:firstLine="142"/>
         <w:jc w:val="center"/>
@@ -5645,7 +5637,7 @@
     </w:p>
     <w:p>
       <w:pPr>
-        <w:pStyle w:val="4"/>
+        <w:pStyle w:val="Heading4"/>
         <w:spacing w:after="80" w:line="240" w:lineRule="auto"/>
         <w:ind w:firstLine="142"/>
         <w:jc w:val="center"/>
@@ -5920,7 +5912,7 @@
     </w:p>
     <w:p>
       <w:pPr>
-        <w:pStyle w:val="4"/>
+        <w:pStyle w:val="Heading4"/>
         <w:spacing w:after="80" w:line="240" w:lineRule="auto"/>
         <w:ind w:firstLine="142"/>
         <w:jc w:val="center"/>
@@ -6091,7 +6083,7 @@
     </w:p>
     <w:p>
       <w:pPr>
-        <w:pStyle w:val="4"/>
+        <w:pStyle w:val="Heading4"/>
         <w:spacing w:after="80" w:line="240" w:lineRule="auto"/>
         <w:ind w:firstLine="142"/>
         <w:jc w:val="center"/>
@@ -6511,7 +6503,7 @@
     </w:p>
     <w:p>
       <w:pPr>
-        <w:pStyle w:val="4"/>
+        <w:pStyle w:val="Heading4"/>
         <w:spacing w:after="80" w:line="240" w:lineRule="auto"/>
         <w:ind w:firstLine="142"/>
         <w:jc w:val="center"/>
@@ -6531,17 +6523,7 @@
           <w:sz w:val="28"/>
           <w:szCs w:val="28"/>
         </w:rPr>
-        <w:t xml:space="preserve">Єктенія </w:t>
-      </w:r>
-      <w:r>
-        <w:rPr>
-          <w:rFonts w:ascii="Times New Roman" w:hAnsi="Times New Roman" w:cs="Times New Roman"/>
-          <w:i/>
-          <w:color w:val="FF4400"/>
-          <w:sz w:val="28"/>
-          <w:szCs w:val="28"/>
-        </w:rPr>
-        <w:t>за вірних</w:t>
+        <w:t>Єктенія за вірних</w:t>
       </w:r>
     </w:p>
     <w:p>
@@ -6658,7 +6640,17 @@
           <w:sz w:val="28"/>
           <w:szCs w:val="28"/>
         </w:rPr>
-        <w:t>Люди:</w:t>
+        <w:t>Вірні</w:t>
+      </w:r>
+      <w:r>
+        <w:rPr>
+          <w:rFonts w:ascii="Times New Roman" w:hAnsi="Times New Roman" w:cs="Times New Roman"/>
+          <w:i/>
+          <w:color w:val="FF4400"/>
+          <w:sz w:val="28"/>
+          <w:szCs w:val="28"/>
+        </w:rPr>
+        <w:t>:</w:t>
       </w:r>
       <w:r>
         <w:rPr>
@@ -6717,7 +6709,7 @@
     </w:p>
     <w:p>
       <w:pPr>
-        <w:pStyle w:val="4"/>
+        <w:pStyle w:val="Heading4"/>
         <w:spacing w:after="80" w:line="240" w:lineRule="auto"/>
         <w:ind w:firstLine="142"/>
         <w:jc w:val="center"/>
@@ -6941,7 +6933,17 @@
           <w:sz w:val="28"/>
           <w:szCs w:val="28"/>
         </w:rPr>
-        <w:t>Люди:</w:t>
+        <w:t>Вірні</w:t>
+      </w:r>
+      <w:r>
+        <w:rPr>
+          <w:rFonts w:ascii="Times New Roman" w:hAnsi="Times New Roman" w:cs="Times New Roman"/>
+          <w:i/>
+          <w:color w:val="FF4400"/>
+          <w:sz w:val="28"/>
+          <w:szCs w:val="28"/>
+        </w:rPr>
+        <w:t>:</w:t>
       </w:r>
       <w:r>
         <w:rPr>
@@ -6991,7 +6993,7 @@
     </w:p>
     <w:p>
       <w:pPr>
-        <w:pStyle w:val="4"/>
+        <w:pStyle w:val="Heading4"/>
         <w:spacing w:after="80" w:line="240" w:lineRule="auto"/>
         <w:ind w:firstLine="142"/>
         <w:jc w:val="center"/>
@@ -7128,7 +7130,7 @@
     </w:p>
     <w:p>
       <w:pPr>
-        <w:pStyle w:val="4"/>
+        <w:pStyle w:val="Heading4"/>
         <w:spacing w:after="80" w:line="240" w:lineRule="auto"/>
         <w:ind w:firstLine="142"/>
         <w:jc w:val="center"/>
@@ -7176,7 +7178,7 @@
     </w:p>
     <w:p>
       <w:pPr>
-        <w:pStyle w:val="4"/>
+        <w:pStyle w:val="Heading4"/>
         <w:spacing w:after="80" w:line="240" w:lineRule="auto"/>
         <w:ind w:firstLine="142"/>
         <w:jc w:val="center"/>
@@ -7411,7 +7413,7 @@
     </w:p>
     <w:p>
       <w:pPr>
-        <w:pStyle w:val="4"/>
+        <w:pStyle w:val="Heading4"/>
         <w:spacing w:after="80" w:line="240" w:lineRule="auto"/>
         <w:ind w:firstLine="142"/>
         <w:jc w:val="center"/>
@@ -7848,7 +7850,7 @@
     </w:p>
     <w:p>
       <w:pPr>
-        <w:pStyle w:val="4"/>
+        <w:pStyle w:val="Heading4"/>
         <w:spacing w:after="80" w:line="240" w:lineRule="auto"/>
         <w:ind w:firstLine="142"/>
         <w:jc w:val="center"/>
@@ -8037,7 +8039,7 @@
     </w:p>
     <w:p>
       <w:pPr>
-        <w:pStyle w:val="4"/>
+        <w:pStyle w:val="Heading4"/>
         <w:spacing w:after="80" w:line="240" w:lineRule="auto"/>
         <w:ind w:firstLine="142"/>
         <w:jc w:val="center"/>
@@ -8264,7 +8266,7 @@
     </w:p>
     <w:p>
       <w:pPr>
-        <w:pStyle w:val="4"/>
+        <w:pStyle w:val="Heading4"/>
         <w:spacing w:after="80" w:line="240" w:lineRule="auto"/>
         <w:ind w:firstLine="142"/>
         <w:jc w:val="center"/>
@@ -8576,7 +8578,7 @@
     </w:p>
     <w:p>
       <w:pPr>
-        <w:pStyle w:val="4"/>
+        <w:pStyle w:val="Heading4"/>
         <w:spacing w:after="80" w:line="240" w:lineRule="auto"/>
         <w:ind w:firstLine="142"/>
         <w:jc w:val="center"/>
@@ -8744,7 +8746,7 @@
     </w:p>
     <w:p>
       <w:pPr>
-        <w:pStyle w:val="4"/>
+        <w:pStyle w:val="Heading4"/>
         <w:spacing w:after="80" w:line="240" w:lineRule="auto"/>
         <w:ind w:firstLine="142"/>
         <w:jc w:val="center"/>
@@ -8956,7 +8958,6 @@
         <w:rPr>
           <w:rFonts w:ascii="Times New Roman" w:hAnsi="Times New Roman" w:cs="Times New Roman"/>
           <w:b/>
-          <w:i/>
           <w:sz w:val="28"/>
           <w:szCs w:val="28"/>
         </w:rPr>
@@ -9206,7 +9207,6 @@
       <w:r>
         <w:rPr>
           <w:rFonts w:ascii="Times New Roman" w:hAnsi="Times New Roman" w:cs="Times New Roman"/>
-          <w:i/>
           <w:sz w:val="28"/>
           <w:szCs w:val="28"/>
         </w:rPr>
@@ -9759,6 +9759,16 @@
       <w:r>
         <w:rPr>
           <w:rFonts w:ascii="Times New Roman" w:hAnsi="Times New Roman" w:cs="Times New Roman"/>
+          <w:i/>
+          <w:color w:val="FF4400"/>
+          <w:sz w:val="28"/>
+          <w:szCs w:val="28"/>
+        </w:rPr>
+        <w:t xml:space="preserve">Священник виголошує: </w:t>
+      </w:r>
+      <w:r>
+        <w:rPr>
+          <w:rFonts w:ascii="Times New Roman" w:hAnsi="Times New Roman" w:cs="Times New Roman"/>
           <w:sz w:val="28"/>
           <w:szCs w:val="28"/>
         </w:rPr>
@@ -9946,8 +9956,6 @@
         <w:spacing w:after="80" w:line="240" w:lineRule="auto"/>
         <w:rPr>
           <w:rFonts w:ascii="Times New Roman" w:hAnsi="Times New Roman" w:cs="Times New Roman"/>
-          <w:i/>
-          <w:color w:val="FF4400"/>
           <w:sz w:val="28"/>
           <w:szCs w:val="28"/>
         </w:rPr>
@@ -9962,16 +9970,16 @@
         </w:rPr>
         <w:t>Священник виголошує:</w:t>
       </w:r>
-    </w:p>
-    <w:p>
-      <w:pPr>
-        <w:spacing w:after="80" w:line="240" w:lineRule="auto"/>
-        <w:rPr>
-          <w:rFonts w:ascii="Times New Roman" w:hAnsi="Times New Roman" w:cs="Times New Roman"/>
-          <w:sz w:val="28"/>
-          <w:szCs w:val="28"/>
-        </w:rPr>
-      </w:pPr>
+      <w:r>
+        <w:rPr>
+          <w:rFonts w:ascii="Times New Roman" w:hAnsi="Times New Roman" w:cs="Times New Roman"/>
+          <w:i/>
+          <w:color w:val="FF4400"/>
+          <w:sz w:val="28"/>
+          <w:szCs w:val="28"/>
+        </w:rPr>
+        <w:t xml:space="preserve"> </w:t>
+      </w:r>
       <w:r>
         <w:rPr>
           <w:rFonts w:ascii="Times New Roman" w:hAnsi="Times New Roman" w:cs="Times New Roman"/>
@@ -10102,8 +10110,6 @@
       <w:r>
         <w:rPr>
           <w:rFonts w:ascii="Times New Roman" w:hAnsi="Times New Roman" w:cs="Times New Roman"/>
-          <w:i/>
-          <w:color w:val="FF4400"/>
           <w:sz w:val="28"/>
           <w:szCs w:val="28"/>
         </w:rPr>
@@ -10115,13 +10121,35 @@
           <w:sz w:val="28"/>
           <w:szCs w:val="28"/>
         </w:rPr>
-        <w:t>село, обитель цю</w:t>
-      </w:r>
-      <w:r>
-        <w:rPr>
-          <w:rFonts w:ascii="Times New Roman" w:hAnsi="Times New Roman" w:cs="Times New Roman"/>
-          <w:i/>
-          <w:color w:val="FF4400"/>
+        <w:t>село</w:t>
+      </w:r>
+      <w:r>
+        <w:rPr>
+          <w:rFonts w:ascii="Times New Roman" w:hAnsi="Times New Roman" w:cs="Times New Roman"/>
+          <w:sz w:val="28"/>
+          <w:szCs w:val="28"/>
+        </w:rPr>
+        <w:t xml:space="preserve"> </w:t>
+      </w:r>
+      <w:r>
+        <w:rPr>
+          <w:rFonts w:ascii="Times New Roman" w:hAnsi="Times New Roman" w:cs="Times New Roman"/>
+          <w:sz w:val="28"/>
+          <w:szCs w:val="28"/>
+        </w:rPr>
+        <w:t>ц</w:t>
+      </w:r>
+      <w:r>
+        <w:rPr>
+          <w:rFonts w:ascii="Times New Roman" w:hAnsi="Times New Roman" w:cs="Times New Roman"/>
+          <w:sz w:val="28"/>
+          <w:szCs w:val="28"/>
+        </w:rPr>
+        <w:t>е</w:t>
+      </w:r>
+      <w:r>
+        <w:rPr>
+          <w:rFonts w:ascii="Times New Roman" w:hAnsi="Times New Roman" w:cs="Times New Roman"/>
           <w:sz w:val="28"/>
           <w:szCs w:val="28"/>
         </w:rPr>
@@ -10290,7 +10318,7 @@
     </w:p>
     <w:p>
       <w:pPr>
-        <w:pStyle w:val="4"/>
+        <w:pStyle w:val="Heading4"/>
         <w:spacing w:after="80" w:line="240" w:lineRule="auto"/>
         <w:ind w:firstLine="142"/>
         <w:jc w:val="center"/>
@@ -10661,7 +10689,7 @@
     </w:p>
     <w:p>
       <w:pPr>
-        <w:pStyle w:val="4"/>
+        <w:pStyle w:val="Heading4"/>
         <w:tabs>
           <w:tab w:val="right" w:pos="9639"/>
         </w:tabs>
@@ -10717,7 +10745,7 @@
     </w:p>
     <w:p>
       <w:pPr>
-        <w:pStyle w:val="4"/>
+        <w:pStyle w:val="Heading4"/>
         <w:spacing w:after="80" w:line="240" w:lineRule="auto"/>
         <w:ind w:firstLine="142"/>
         <w:jc w:val="center"/>
@@ -11167,7 +11195,7 @@
     </w:p>
     <w:p>
       <w:pPr>
-        <w:pStyle w:val="4"/>
+        <w:pStyle w:val="Heading4"/>
         <w:spacing w:after="80" w:line="240" w:lineRule="auto"/>
         <w:ind w:firstLine="142"/>
         <w:jc w:val="center"/>
@@ -11338,7 +11366,7 @@
     </w:p>
     <w:p>
       <w:pPr>
-        <w:pStyle w:val="4"/>
+        <w:pStyle w:val="Heading4"/>
         <w:spacing w:after="80" w:line="240" w:lineRule="auto"/>
         <w:ind w:firstLine="142"/>
         <w:jc w:val="center"/>
@@ -12261,7 +12289,17 @@
           <w:sz w:val="28"/>
           <w:szCs w:val="28"/>
         </w:rPr>
-        <w:t>Люди:</w:t>
+        <w:t>Вірні</w:t>
+      </w:r>
+      <w:r>
+        <w:rPr>
+          <w:rFonts w:ascii="Times New Roman" w:hAnsi="Times New Roman" w:cs="Times New Roman"/>
+          <w:i/>
+          <w:color w:val="FF4400"/>
+          <w:sz w:val="28"/>
+          <w:szCs w:val="28"/>
+        </w:rPr>
+        <w:t>:</w:t>
       </w:r>
       <w:r>
         <w:rPr>
@@ -12394,7 +12432,17 @@
           <w:sz w:val="28"/>
           <w:szCs w:val="28"/>
         </w:rPr>
-        <w:t xml:space="preserve">Люди: </w:t>
+        <w:t>Вірні</w:t>
+      </w:r>
+      <w:r>
+        <w:rPr>
+          <w:rFonts w:ascii="Times New Roman" w:hAnsi="Times New Roman" w:cs="Times New Roman"/>
+          <w:i/>
+          <w:color w:val="FF4400"/>
+          <w:sz w:val="28"/>
+          <w:szCs w:val="28"/>
+        </w:rPr>
+        <w:t xml:space="preserve">: </w:t>
       </w:r>
       <w:r>
         <w:rPr>
@@ -12550,7 +12598,7 @@
     </w:p>
     <w:p>
       <w:pPr>
-        <w:pStyle w:val="4"/>
+        <w:pStyle w:val="Heading4"/>
         <w:spacing w:after="80" w:line="240" w:lineRule="auto"/>
         <w:ind w:firstLine="142"/>
         <w:jc w:val="center"/>
@@ -12976,7 +13024,7 @@
     </w:p>
     <w:p>
       <w:pPr>
-        <w:pStyle w:val="4"/>
+        <w:pStyle w:val="Heading4"/>
         <w:spacing w:after="80" w:line="240" w:lineRule="auto"/>
         <w:ind w:firstLine="142"/>
         <w:jc w:val="center"/>
@@ -13104,7 +13152,7 @@
     </w:p>
     <w:p>
       <w:pPr>
-        <w:pStyle w:val="4"/>
+        <w:pStyle w:val="Heading4"/>
         <w:spacing w:after="80" w:line="240" w:lineRule="auto"/>
         <w:ind w:firstLine="142"/>
         <w:jc w:val="center"/>
@@ -13149,7 +13197,7 @@
     </w:p>
     <w:p>
       <w:pPr>
-        <w:pStyle w:val="4"/>
+        <w:pStyle w:val="Heading4"/>
         <w:spacing w:after="80" w:line="240" w:lineRule="auto"/>
         <w:ind w:firstLine="142"/>
         <w:jc w:val="center"/>
@@ -13487,7 +13535,7 @@
 </file>
 
 <file path=word/styles.xml><?xml version="1.0" encoding="utf-8"?>
-<w:styles xmlns:mc="http://schemas.openxmlformats.org/markup-compatibility/2006" xmlns:r="http://schemas.openxmlformats.org/officeDocument/2006/relationships" xmlns:w="http://schemas.openxmlformats.org/wordprocessingml/2006/main" xmlns:w14="http://schemas.microsoft.com/office/word/2010/wordml" xmlns:w15="http://schemas.microsoft.com/office/word/2012/wordml" xmlns:w16cex="http://schemas.microsoft.com/office/word/2018/wordml/cex" xmlns:w16cid="http://schemas.microsoft.com/office/word/2016/wordml/cid" xmlns:w16="http://schemas.microsoft.com/office/word/2018/wordml" xmlns:w16sdtdh="http://schemas.microsoft.com/office/word/2020/wordml/sdtdatahash" xmlns:w16se="http://schemas.microsoft.com/office/word/2015/wordml/symex" mc:Ignorable="w14 w15 w16se w16cid w16 w16cex w16sdtdh">
+<w:styles xmlns:mc="http://schemas.openxmlformats.org/markup-compatibility/2006" xmlns:r="http://schemas.openxmlformats.org/officeDocument/2006/relationships" xmlns:w="http://schemas.openxmlformats.org/wordprocessingml/2006/main" xmlns:w14="http://schemas.microsoft.com/office/word/2010/wordml" xmlns:w15="http://schemas.microsoft.com/office/word/2012/wordml" xmlns:w16cex="http://schemas.microsoft.com/office/word/2018/wordml/cex" xmlns:w16cid="http://schemas.microsoft.com/office/word/2016/wordml/cid" xmlns:w16="http://schemas.microsoft.com/office/word/2018/wordml" xmlns:w16du="http://schemas.microsoft.com/office/word/2023/wordml/word16du" xmlns:w16sdtdh="http://schemas.microsoft.com/office/word/2020/wordml/sdtdatahash" xmlns:w16se="http://schemas.microsoft.com/office/word/2015/wordml/symex" mc:Ignorable="w14 w15 w16se w16cid w16 w16cex w16sdtdh w16du">
   <w:docDefaults>
     <w:rPrDefault>
       <w:rPr>
@@ -13881,7 +13929,7 @@
     <w:lsdException w:name="Unresolved Mention" w:semiHidden="1" w:unhideWhenUsed="1"/>
     <w:lsdException w:name="Smart Link" w:semiHidden="1" w:unhideWhenUsed="1"/>
   </w:latentStyles>
-  <w:style w:type="paragraph" w:default="1" w:styleId="a">
+  <w:style w:type="paragraph" w:default="1" w:styleId="Normal">
     <w:name w:val="Normal"/>
     <w:qFormat/>
     <w:rsid w:val="0031321C"/>
@@ -13889,11 +13937,11 @@
       <w:rFonts w:eastAsia="Times New Roman"/>
     </w:rPr>
   </w:style>
-  <w:style w:type="paragraph" w:styleId="1">
+  <w:style w:type="paragraph" w:styleId="Heading1">
     <w:name w:val="heading 1"/>
-    <w:basedOn w:val="a"/>
-    <w:next w:val="a"/>
-    <w:link w:val="10"/>
+    <w:basedOn w:val="Normal"/>
+    <w:next w:val="Normal"/>
+    <w:link w:val="Heading1Char"/>
     <w:uiPriority w:val="9"/>
     <w:qFormat/>
     <w:rsid w:val="003C18BA"/>
@@ -13911,10 +13959,10 @@
       <w:szCs w:val="32"/>
     </w:rPr>
   </w:style>
-  <w:style w:type="paragraph" w:styleId="2">
+  <w:style w:type="paragraph" w:styleId="Heading2">
     <w:name w:val="heading 2"/>
-    <w:basedOn w:val="a"/>
-    <w:next w:val="a"/>
+    <w:basedOn w:val="Normal"/>
+    <w:next w:val="Normal"/>
     <w:uiPriority w:val="9"/>
     <w:unhideWhenUsed/>
     <w:qFormat/>
@@ -13930,10 +13978,10 @@
       <w:szCs w:val="36"/>
     </w:rPr>
   </w:style>
-  <w:style w:type="paragraph" w:styleId="3">
+  <w:style w:type="paragraph" w:styleId="Heading3">
     <w:name w:val="heading 3"/>
-    <w:basedOn w:val="a"/>
-    <w:next w:val="a"/>
+    <w:basedOn w:val="Normal"/>
+    <w:next w:val="Normal"/>
     <w:uiPriority w:val="9"/>
     <w:unhideWhenUsed/>
     <w:qFormat/>
@@ -13949,10 +13997,10 @@
       <w:szCs w:val="28"/>
     </w:rPr>
   </w:style>
-  <w:style w:type="paragraph" w:styleId="4">
+  <w:style w:type="paragraph" w:styleId="Heading4">
     <w:name w:val="heading 4"/>
-    <w:basedOn w:val="a"/>
-    <w:next w:val="a"/>
+    <w:basedOn w:val="Normal"/>
+    <w:next w:val="Normal"/>
     <w:uiPriority w:val="9"/>
     <w:unhideWhenUsed/>
     <w:qFormat/>
@@ -13968,10 +14016,10 @@
       <w:szCs w:val="24"/>
     </w:rPr>
   </w:style>
-  <w:style w:type="paragraph" w:styleId="5">
+  <w:style w:type="paragraph" w:styleId="Heading5">
     <w:name w:val="heading 5"/>
-    <w:basedOn w:val="a"/>
-    <w:next w:val="a"/>
+    <w:basedOn w:val="Normal"/>
+    <w:next w:val="Normal"/>
     <w:uiPriority w:val="9"/>
     <w:semiHidden/>
     <w:unhideWhenUsed/>
@@ -13986,10 +14034,10 @@
       <w:b/>
     </w:rPr>
   </w:style>
-  <w:style w:type="paragraph" w:styleId="6">
+  <w:style w:type="paragraph" w:styleId="Heading6">
     <w:name w:val="heading 6"/>
-    <w:basedOn w:val="a"/>
-    <w:next w:val="a"/>
+    <w:basedOn w:val="Normal"/>
+    <w:next w:val="Normal"/>
     <w:uiPriority w:val="9"/>
     <w:semiHidden/>
     <w:unhideWhenUsed/>
@@ -14006,13 +14054,13 @@
       <w:szCs w:val="20"/>
     </w:rPr>
   </w:style>
-  <w:style w:type="character" w:default="1" w:styleId="a0">
+  <w:style w:type="character" w:default="1" w:styleId="DefaultParagraphFont">
     <w:name w:val="Default Paragraph Font"/>
     <w:uiPriority w:val="1"/>
     <w:semiHidden/>
     <w:unhideWhenUsed/>
   </w:style>
-  <w:style w:type="table" w:default="1" w:styleId="a1">
+  <w:style w:type="table" w:default="1" w:styleId="TableNormal">
     <w:name w:val="Normal Table"/>
     <w:uiPriority w:val="99"/>
     <w:semiHidden/>
@@ -14027,14 +14075,14 @@
       </w:tblCellMar>
     </w:tblPr>
   </w:style>
-  <w:style w:type="numbering" w:default="1" w:styleId="a2">
+  <w:style w:type="numbering" w:default="1" w:styleId="NoList">
     <w:name w:val="No List"/>
     <w:uiPriority w:val="99"/>
     <w:semiHidden/>
     <w:unhideWhenUsed/>
   </w:style>
-  <w:style w:type="table" w:customStyle="1" w:styleId="TableNormal">
-    <w:name w:val="Table Normal"/>
+  <w:style w:type="table" w:customStyle="1" w:styleId="TableNormal1">
+    <w:name w:val="Table Normal1"/>
     <w:tblPr>
       <w:tblCellMar>
         <w:top w:w="0" w:type="dxa"/>
@@ -14044,10 +14092,10 @@
       </w:tblCellMar>
     </w:tblPr>
   </w:style>
-  <w:style w:type="paragraph" w:styleId="a3">
+  <w:style w:type="paragraph" w:styleId="Title">
     <w:name w:val="Title"/>
-    <w:basedOn w:val="a"/>
-    <w:next w:val="a"/>
+    <w:basedOn w:val="Normal"/>
+    <w:next w:val="Normal"/>
     <w:uiPriority w:val="10"/>
     <w:qFormat/>
     <w:pPr>
@@ -14061,8 +14109,8 @@
       <w:szCs w:val="72"/>
     </w:rPr>
   </w:style>
-  <w:style w:type="table" w:customStyle="1" w:styleId="TableNormal0">
-    <w:name w:val="Table Normal"/>
+  <w:style w:type="table" w:customStyle="1" w:styleId="TableNormal2">
+    <w:name w:val="Table Normal2"/>
     <w:tblPr>
       <w:tblCellMar>
         <w:top w:w="0" w:type="dxa"/>
@@ -14072,8 +14120,8 @@
       </w:tblCellMar>
     </w:tblPr>
   </w:style>
-  <w:style w:type="table" w:customStyle="1" w:styleId="TableNormal1">
-    <w:name w:val="Table Normal"/>
+  <w:style w:type="table" w:customStyle="1" w:styleId="TableNormal3">
+    <w:name w:val="Table Normal3"/>
     <w:tblPr>
       <w:tblCellMar>
         <w:top w:w="0" w:type="dxa"/>
@@ -14083,8 +14131,8 @@
       </w:tblCellMar>
     </w:tblPr>
   </w:style>
-  <w:style w:type="table" w:customStyle="1" w:styleId="TableNormal2">
-    <w:name w:val="Table Normal"/>
+  <w:style w:type="table" w:customStyle="1" w:styleId="TableNormal4">
+    <w:name w:val="Table Normal4"/>
     <w:tblPr>
       <w:tblCellMar>
         <w:top w:w="0" w:type="dxa"/>
@@ -14094,7 +14142,7 @@
       </w:tblCellMar>
     </w:tblPr>
   </w:style>
-  <w:style w:type="character" w:styleId="a4">
+  <w:style w:type="character" w:styleId="Strong">
     <w:name w:val="Strong"/>
     <w:uiPriority w:val="22"/>
     <w:qFormat/>
@@ -14105,10 +14153,10 @@
       <w:bCs/>
     </w:rPr>
   </w:style>
-  <w:style w:type="character" w:customStyle="1" w:styleId="10">
-    <w:name w:val="Заголовок 1 Знак"/>
-    <w:basedOn w:val="a0"/>
-    <w:link w:val="1"/>
+  <w:style w:type="character" w:customStyle="1" w:styleId="Heading1Char">
+    <w:name w:val="Heading 1 Char"/>
+    <w:basedOn w:val="DefaultParagraphFont"/>
+    <w:link w:val="Heading1"/>
     <w:rsid w:val="003C18BA"/>
     <w:rPr>
       <w:rFonts w:asciiTheme="majorHAnsi" w:eastAsiaTheme="majorEastAsia" w:hAnsiTheme="majorHAnsi" w:cstheme="majorBidi"/>
@@ -14120,50 +14168,50 @@
       <w:lang w:val="uk-UA"/>
     </w:rPr>
   </w:style>
-  <w:style w:type="character" w:styleId="a5">
+  <w:style w:type="character" w:styleId="CommentReference">
     <w:name w:val="annotation reference"/>
-    <w:basedOn w:val="a0"/>
+    <w:basedOn w:val="DefaultParagraphFont"/>
     <w:rsid w:val="0022788E"/>
     <w:rPr>
       <w:sz w:val="16"/>
       <w:szCs w:val="16"/>
     </w:rPr>
   </w:style>
-  <w:style w:type="paragraph" w:styleId="a6">
+  <w:style w:type="paragraph" w:styleId="CommentText">
     <w:name w:val="annotation text"/>
-    <w:basedOn w:val="a"/>
-    <w:link w:val="a7"/>
+    <w:basedOn w:val="Normal"/>
+    <w:link w:val="CommentTextChar"/>
     <w:rsid w:val="0022788E"/>
     <w:rPr>
       <w:sz w:val="20"/>
       <w:szCs w:val="20"/>
     </w:rPr>
   </w:style>
-  <w:style w:type="character" w:customStyle="1" w:styleId="a7">
-    <w:name w:val="Текст примітки Знак"/>
-    <w:basedOn w:val="a0"/>
-    <w:link w:val="a6"/>
+  <w:style w:type="character" w:customStyle="1" w:styleId="CommentTextChar">
+    <w:name w:val="Comment Text Char"/>
+    <w:basedOn w:val="DefaultParagraphFont"/>
+    <w:link w:val="CommentText"/>
     <w:rsid w:val="0022788E"/>
     <w:rPr>
       <w:rFonts w:eastAsia="Times New Roman"/>
       <w:lang w:val="uk-UA"/>
     </w:rPr>
   </w:style>
-  <w:style w:type="paragraph" w:styleId="a8">
+  <w:style w:type="paragraph" w:styleId="CommentSubject">
     <w:name w:val="annotation subject"/>
-    <w:basedOn w:val="a6"/>
-    <w:next w:val="a6"/>
-    <w:link w:val="a9"/>
+    <w:basedOn w:val="CommentText"/>
+    <w:next w:val="CommentText"/>
+    <w:link w:val="CommentSubjectChar"/>
     <w:rsid w:val="0022788E"/>
     <w:rPr>
       <w:b/>
       <w:bCs/>
     </w:rPr>
   </w:style>
-  <w:style w:type="character" w:customStyle="1" w:styleId="a9">
-    <w:name w:val="Тема примітки Знак"/>
-    <w:basedOn w:val="a7"/>
-    <w:link w:val="a8"/>
+  <w:style w:type="character" w:customStyle="1" w:styleId="CommentSubjectChar">
+    <w:name w:val="Comment Subject Char"/>
+    <w:basedOn w:val="CommentTextChar"/>
+    <w:link w:val="CommentSubject"/>
     <w:rsid w:val="0022788E"/>
     <w:rPr>
       <w:rFonts w:eastAsia="Times New Roman"/>
@@ -14172,10 +14220,10 @@
       <w:lang w:val="uk-UA"/>
     </w:rPr>
   </w:style>
-  <w:style w:type="paragraph" w:styleId="aa">
+  <w:style w:type="paragraph" w:styleId="Subtitle">
     <w:name w:val="Subtitle"/>
-    <w:basedOn w:val="a"/>
-    <w:next w:val="a"/>
+    <w:basedOn w:val="Normal"/>
+    <w:next w:val="Normal"/>
     <w:uiPriority w:val="11"/>
     <w:qFormat/>
     <w:pPr>
